--- a/Course-1/Semester-1/Intro-to-Programming/LAB-07/Хід роботи.docx
+++ b/Course-1/Semester-1/Intro-to-Programming/LAB-07/Хід роботи.docx
@@ -593,7 +593,7 @@
           <w:sz w:val="28"/>
           <w:szCs w:val="28"/>
         </w:rPr>
-        <w:t xml:space="preserve">Дослідження теоретичних відомостей. </w:t>
+        <w:t>Дослідження теоретичних відомостей.</w:t>
       </w:r>
     </w:p>
     <w:p>
@@ -712,9 +712,651 @@
     </w:p>
     <w:p>
       <w:pPr>
+        <w:ind w:firstLine="708"/>
+        <w:jc w:val="center"/>
+        <w:rPr>
+          <w:b/>
+          <w:bCs/>
+          <w:sz w:val="28"/>
+          <w:szCs w:val="28"/>
+          <w:lang w:val="en-US"/>
+        </w:rPr>
+      </w:pPr>
+      <w:r>
+        <w:rPr>
+          <w:b/>
+          <w:bCs/>
+          <w:sz w:val="28"/>
+          <w:szCs w:val="28"/>
+        </w:rPr>
+        <w:drawing>
+          <wp:inline distT="0" distB="0" distL="0" distR="0" wp14:anchorId="413AF944" wp14:editId="2B1C8B44">
+            <wp:extent cx="4261952" cy="4727276"/>
+            <wp:effectExtent l="0" t="0" r="5715" b="0"/>
+            <wp:docPr id="893833789" name="Рисунок 1"/>
+            <wp:cNvGraphicFramePr>
+              <a:graphicFrameLocks xmlns:a="http://schemas.openxmlformats.org/drawingml/2006/main" noChangeAspect="1"/>
+            </wp:cNvGraphicFramePr>
+            <a:graphic xmlns:a="http://schemas.openxmlformats.org/drawingml/2006/main">
+              <a:graphicData uri="http://schemas.openxmlformats.org/drawingml/2006/picture">
+                <pic:pic xmlns:pic="http://schemas.openxmlformats.org/drawingml/2006/picture">
+                  <pic:nvPicPr>
+                    <pic:cNvPr id="893833789" name=""/>
+                    <pic:cNvPicPr/>
+                  </pic:nvPicPr>
+                  <pic:blipFill>
+                    <a:blip r:embed="rId6"/>
+                    <a:stretch>
+                      <a:fillRect/>
+                    </a:stretch>
+                  </pic:blipFill>
+                  <pic:spPr>
+                    <a:xfrm>
+                      <a:off x="0" y="0"/>
+                      <a:ext cx="4266559" cy="4732385"/>
+                    </a:xfrm>
+                    <a:prstGeom prst="rect">
+                      <a:avLst/>
+                    </a:prstGeom>
+                  </pic:spPr>
+                </pic:pic>
+              </a:graphicData>
+            </a:graphic>
+          </wp:inline>
+        </w:drawing>
+      </w:r>
+    </w:p>
+    <w:p>
+      <w:pPr>
+        <w:ind w:firstLine="708"/>
+        <w:jc w:val="center"/>
+        <w:rPr>
+          <w:sz w:val="28"/>
+          <w:szCs w:val="28"/>
+          <w:lang w:val="ru-RU"/>
+        </w:rPr>
+      </w:pPr>
+      <w:r>
+        <w:rPr>
+          <w:sz w:val="28"/>
+          <w:szCs w:val="28"/>
+          <w:lang w:val="ru-RU"/>
+        </w:rPr>
+        <w:t>рисунок 1</w:t>
+      </w:r>
+      <w:r>
+        <w:rPr>
+          <w:sz w:val="28"/>
+          <w:szCs w:val="28"/>
+          <w:lang w:val="ru-RU"/>
+        </w:rPr>
+        <w:t>(створення функції перевірки числа на просте)</w:t>
+      </w:r>
+    </w:p>
+    <w:p>
+      <w:pPr>
+        <w:ind w:firstLine="708"/>
+        <w:jc w:val="center"/>
+        <w:rPr>
+          <w:b/>
+          <w:bCs/>
+          <w:sz w:val="28"/>
+          <w:szCs w:val="28"/>
+        </w:rPr>
+      </w:pPr>
+      <w:r>
+        <w:rPr>
+          <w:b/>
+          <w:bCs/>
+          <w:sz w:val="28"/>
+          <w:szCs w:val="28"/>
+          <w:lang w:val="en-US"/>
+        </w:rPr>
+        <w:drawing>
+          <wp:inline distT="0" distB="0" distL="0" distR="0" wp14:anchorId="7667ACED" wp14:editId="3A342C43">
+            <wp:extent cx="5508876" cy="1328468"/>
+            <wp:effectExtent l="0" t="0" r="0" b="5080"/>
+            <wp:docPr id="516982377" name="Рисунок 1"/>
+            <wp:cNvGraphicFramePr>
+              <a:graphicFrameLocks xmlns:a="http://schemas.openxmlformats.org/drawingml/2006/main" noChangeAspect="1"/>
+            </wp:cNvGraphicFramePr>
+            <a:graphic xmlns:a="http://schemas.openxmlformats.org/drawingml/2006/main">
+              <a:graphicData uri="http://schemas.openxmlformats.org/drawingml/2006/picture">
+                <pic:pic xmlns:pic="http://schemas.openxmlformats.org/drawingml/2006/picture">
+                  <pic:nvPicPr>
+                    <pic:cNvPr id="516982377" name=""/>
+                    <pic:cNvPicPr/>
+                  </pic:nvPicPr>
+                  <pic:blipFill>
+                    <a:blip r:embed="rId7"/>
+                    <a:stretch>
+                      <a:fillRect/>
+                    </a:stretch>
+                  </pic:blipFill>
+                  <pic:spPr>
+                    <a:xfrm>
+                      <a:off x="0" y="0"/>
+                      <a:ext cx="5514447" cy="1329812"/>
+                    </a:xfrm>
+                    <a:prstGeom prst="rect">
+                      <a:avLst/>
+                    </a:prstGeom>
+                  </pic:spPr>
+                </pic:pic>
+              </a:graphicData>
+            </a:graphic>
+          </wp:inline>
+        </w:drawing>
+      </w:r>
+    </w:p>
+    <w:p>
+      <w:pPr>
+        <w:ind w:firstLine="708"/>
+        <w:jc w:val="center"/>
+        <w:rPr>
+          <w:sz w:val="28"/>
+          <w:szCs w:val="28"/>
+          <w:lang w:val="ru-RU"/>
+        </w:rPr>
+      </w:pPr>
+      <w:r>
+        <w:rPr>
+          <w:sz w:val="28"/>
+          <w:szCs w:val="28"/>
+          <w:lang w:val="ru-RU"/>
+        </w:rPr>
+        <w:t xml:space="preserve">рисунок </w:t>
+      </w:r>
+      <w:r>
+        <w:rPr>
+          <w:sz w:val="28"/>
+          <w:szCs w:val="28"/>
+          <w:lang w:val="ru-RU"/>
+        </w:rPr>
+        <w:t>2 (тест функції)</w:t>
+      </w:r>
+    </w:p>
+    <w:p>
+      <w:pPr>
+        <w:pStyle w:val="a9"/>
+        <w:numPr>
+          <w:ilvl w:val="0"/>
+          <w:numId w:val="1"/>
+        </w:numPr>
+        <w:jc w:val="center"/>
+        <w:rPr>
+          <w:b/>
+          <w:bCs/>
+          <w:sz w:val="28"/>
+          <w:szCs w:val="28"/>
+          <w:lang w:val="ru-RU"/>
+        </w:rPr>
+      </w:pPr>
+      <w:r>
+        <w:rPr>
+          <w:b/>
+          <w:bCs/>
+          <w:sz w:val="28"/>
+          <w:szCs w:val="28"/>
+          <w:lang w:val="ru-RU"/>
+        </w:rPr>
+        <w:lastRenderedPageBreak/>
+        <w:t>Працюю над другим завданням</w:t>
+      </w:r>
+      <w:r>
+        <w:rPr>
+          <w:lang w:val="ru-RU"/>
+        </w:rPr>
+        <w:drawing>
+          <wp:inline distT="0" distB="0" distL="0" distR="0" wp14:anchorId="79FDA798" wp14:editId="54034326">
+            <wp:extent cx="3648974" cy="1523355"/>
+            <wp:effectExtent l="0" t="0" r="0" b="1270"/>
+            <wp:docPr id="320801456" name="Рисунок 1"/>
+            <wp:cNvGraphicFramePr>
+              <a:graphicFrameLocks xmlns:a="http://schemas.openxmlformats.org/drawingml/2006/main" noChangeAspect="1"/>
+            </wp:cNvGraphicFramePr>
+            <a:graphic xmlns:a="http://schemas.openxmlformats.org/drawingml/2006/main">
+              <a:graphicData uri="http://schemas.openxmlformats.org/drawingml/2006/picture">
+                <pic:pic xmlns:pic="http://schemas.openxmlformats.org/drawingml/2006/picture">
+                  <pic:nvPicPr>
+                    <pic:cNvPr id="320801456" name=""/>
+                    <pic:cNvPicPr/>
+                  </pic:nvPicPr>
+                  <pic:blipFill>
+                    <a:blip r:embed="rId8"/>
+                    <a:stretch>
+                      <a:fillRect/>
+                    </a:stretch>
+                  </pic:blipFill>
+                  <pic:spPr>
+                    <a:xfrm>
+                      <a:off x="0" y="0"/>
+                      <a:ext cx="3696941" cy="1543380"/>
+                    </a:xfrm>
+                    <a:prstGeom prst="rect">
+                      <a:avLst/>
+                    </a:prstGeom>
+                  </pic:spPr>
+                </pic:pic>
+              </a:graphicData>
+            </a:graphic>
+          </wp:inline>
+        </w:drawing>
+      </w:r>
+    </w:p>
+    <w:p>
+      <w:pPr>
+        <w:jc w:val="center"/>
+        <w:rPr>
+          <w:sz w:val="28"/>
+          <w:szCs w:val="28"/>
+          <w:lang w:val="ru-RU"/>
+        </w:rPr>
+      </w:pPr>
+      <w:r>
+        <w:rPr>
+          <w:sz w:val="28"/>
+          <w:szCs w:val="28"/>
+          <w:lang w:val="ru-RU"/>
+        </w:rPr>
+        <w:t>рисунок 3 (створення рекурсивної фукнції)</w:t>
+      </w:r>
+    </w:p>
+    <w:p>
+      <w:pPr>
+        <w:jc w:val="center"/>
+        <w:rPr>
+          <w:sz w:val="28"/>
+          <w:szCs w:val="28"/>
+          <w:lang w:val="en-US"/>
+        </w:rPr>
+      </w:pPr>
+      <w:r>
+        <w:rPr>
+          <w:sz w:val="28"/>
+          <w:szCs w:val="28"/>
+          <w:lang w:val="en-US"/>
+        </w:rPr>
+        <w:drawing>
+          <wp:inline distT="0" distB="0" distL="0" distR="0" wp14:anchorId="7DCC7EB5" wp14:editId="2925E98E">
+            <wp:extent cx="3172268" cy="714475"/>
+            <wp:effectExtent l="0" t="0" r="0" b="9525"/>
+            <wp:docPr id="935915053" name="Рисунок 1"/>
+            <wp:cNvGraphicFramePr>
+              <a:graphicFrameLocks xmlns:a="http://schemas.openxmlformats.org/drawingml/2006/main" noChangeAspect="1"/>
+            </wp:cNvGraphicFramePr>
+            <a:graphic xmlns:a="http://schemas.openxmlformats.org/drawingml/2006/main">
+              <a:graphicData uri="http://schemas.openxmlformats.org/drawingml/2006/picture">
+                <pic:pic xmlns:pic="http://schemas.openxmlformats.org/drawingml/2006/picture">
+                  <pic:nvPicPr>
+                    <pic:cNvPr id="935915053" name=""/>
+                    <pic:cNvPicPr/>
+                  </pic:nvPicPr>
+                  <pic:blipFill>
+                    <a:blip r:embed="rId9"/>
+                    <a:stretch>
+                      <a:fillRect/>
+                    </a:stretch>
+                  </pic:blipFill>
+                  <pic:spPr>
+                    <a:xfrm>
+                      <a:off x="0" y="0"/>
+                      <a:ext cx="3172268" cy="714475"/>
+                    </a:xfrm>
+                    <a:prstGeom prst="rect">
+                      <a:avLst/>
+                    </a:prstGeom>
+                  </pic:spPr>
+                </pic:pic>
+              </a:graphicData>
+            </a:graphic>
+          </wp:inline>
+        </w:drawing>
+      </w:r>
+    </w:p>
+    <w:p>
+      <w:pPr>
+        <w:jc w:val="center"/>
+        <w:rPr>
+          <w:sz w:val="28"/>
+          <w:szCs w:val="28"/>
+          <w:lang w:val="ru-RU"/>
+        </w:rPr>
+      </w:pPr>
+      <w:r>
+        <w:rPr>
+          <w:sz w:val="28"/>
+          <w:szCs w:val="28"/>
+          <w:lang w:val="ru-RU"/>
+        </w:rPr>
+        <w:t>рисунок 4 (тест функції)</w:t>
+      </w:r>
+    </w:p>
+    <w:p>
+      <w:pPr>
+        <w:pStyle w:val="a9"/>
+        <w:numPr>
+          <w:ilvl w:val="0"/>
+          <w:numId w:val="1"/>
+        </w:numPr>
+        <w:jc w:val="center"/>
+        <w:rPr>
+          <w:b/>
+          <w:bCs/>
+          <w:sz w:val="28"/>
+          <w:szCs w:val="28"/>
+        </w:rPr>
+      </w:pPr>
+      <w:r>
+        <w:rPr>
+          <w:b/>
+          <w:bCs/>
+          <w:sz w:val="28"/>
+          <w:szCs w:val="28"/>
+        </w:rPr>
+        <w:t>Працюю над третім завданням</w:t>
+      </w:r>
+    </w:p>
+    <w:p>
+      <w:pPr>
+        <w:jc w:val="center"/>
+        <w:rPr>
+          <w:b/>
+          <w:bCs/>
+          <w:sz w:val="28"/>
+          <w:szCs w:val="28"/>
+        </w:rPr>
+      </w:pPr>
+      <w:r>
+        <w:rPr>
+          <w:b/>
+          <w:bCs/>
+          <w:sz w:val="28"/>
+          <w:szCs w:val="28"/>
+        </w:rPr>
+        <w:drawing>
+          <wp:inline distT="0" distB="0" distL="0" distR="0" wp14:anchorId="2EC934FA" wp14:editId="780232DC">
+            <wp:extent cx="5563376" cy="4363059"/>
+            <wp:effectExtent l="0" t="0" r="0" b="0"/>
+            <wp:docPr id="1433349140" name="Рисунок 1"/>
+            <wp:cNvGraphicFramePr>
+              <a:graphicFrameLocks xmlns:a="http://schemas.openxmlformats.org/drawingml/2006/main" noChangeAspect="1"/>
+            </wp:cNvGraphicFramePr>
+            <a:graphic xmlns:a="http://schemas.openxmlformats.org/drawingml/2006/main">
+              <a:graphicData uri="http://schemas.openxmlformats.org/drawingml/2006/picture">
+                <pic:pic xmlns:pic="http://schemas.openxmlformats.org/drawingml/2006/picture">
+                  <pic:nvPicPr>
+                    <pic:cNvPr id="1433349140" name=""/>
+                    <pic:cNvPicPr/>
+                  </pic:nvPicPr>
+                  <pic:blipFill>
+                    <a:blip r:embed="rId10"/>
+                    <a:stretch>
+                      <a:fillRect/>
+                    </a:stretch>
+                  </pic:blipFill>
+                  <pic:spPr>
+                    <a:xfrm>
+                      <a:off x="0" y="0"/>
+                      <a:ext cx="5563376" cy="4363059"/>
+                    </a:xfrm>
+                    <a:prstGeom prst="rect">
+                      <a:avLst/>
+                    </a:prstGeom>
+                  </pic:spPr>
+                </pic:pic>
+              </a:graphicData>
+            </a:graphic>
+          </wp:inline>
+        </w:drawing>
+      </w:r>
+    </w:p>
+    <w:p>
+      <w:pPr>
+        <w:jc w:val="center"/>
+        <w:rPr>
+          <w:sz w:val="28"/>
+          <w:szCs w:val="28"/>
+        </w:rPr>
+      </w:pPr>
+      <w:r>
+        <w:rPr>
+          <w:sz w:val="28"/>
+          <w:szCs w:val="28"/>
+        </w:rPr>
+        <w:t>р</w:t>
+      </w:r>
+      <w:r>
+        <w:rPr>
+          <w:sz w:val="28"/>
+          <w:szCs w:val="28"/>
+        </w:rPr>
+        <w:t>исунок 5 (написання функції обчислення рівняння за допомогою метода половинного ділення)</w:t>
+      </w:r>
+    </w:p>
+    <w:p>
+      <w:pPr>
+        <w:ind w:firstLine="708"/>
+        <w:jc w:val="center"/>
+        <w:rPr>
+          <w:sz w:val="28"/>
+          <w:szCs w:val="28"/>
+          <w:lang w:val="ru-RU"/>
+        </w:rPr>
+      </w:pPr>
+    </w:p>
+    <w:p>
+      <w:pPr>
+        <w:ind w:firstLine="708"/>
+        <w:jc w:val="center"/>
+        <w:rPr>
+          <w:sz w:val="28"/>
+          <w:szCs w:val="28"/>
+          <w:lang w:val="ru-RU"/>
+        </w:rPr>
+      </w:pPr>
+    </w:p>
+    <w:p>
+      <w:pPr>
         <w:ind w:left="360"/>
         <w:jc w:val="center"/>
         <w:rPr>
+          <w:b/>
+          <w:bCs/>
+          <w:sz w:val="28"/>
+          <w:szCs w:val="28"/>
+          <w:lang w:val="ru-RU"/>
+        </w:rPr>
+      </w:pPr>
+      <w:r>
+        <w:rPr>
+          <w:b/>
+          <w:bCs/>
+          <w:sz w:val="28"/>
+          <w:szCs w:val="28"/>
+          <w:lang w:val="ru-RU"/>
+        </w:rPr>
+        <w:lastRenderedPageBreak/>
+        <w:drawing>
+          <wp:inline distT="0" distB="0" distL="0" distR="0" wp14:anchorId="7C23DDA6" wp14:editId="797FAF73">
+            <wp:extent cx="6120765" cy="1005840"/>
+            <wp:effectExtent l="0" t="0" r="0" b="3810"/>
+            <wp:docPr id="1169174155" name="Рисунок 1"/>
+            <wp:cNvGraphicFramePr>
+              <a:graphicFrameLocks xmlns:a="http://schemas.openxmlformats.org/drawingml/2006/main" noChangeAspect="1"/>
+            </wp:cNvGraphicFramePr>
+            <a:graphic xmlns:a="http://schemas.openxmlformats.org/drawingml/2006/main">
+              <a:graphicData uri="http://schemas.openxmlformats.org/drawingml/2006/picture">
+                <pic:pic xmlns:pic="http://schemas.openxmlformats.org/drawingml/2006/picture">
+                  <pic:nvPicPr>
+                    <pic:cNvPr id="1169174155" name=""/>
+                    <pic:cNvPicPr/>
+                  </pic:nvPicPr>
+                  <pic:blipFill>
+                    <a:blip r:embed="rId11"/>
+                    <a:stretch>
+                      <a:fillRect/>
+                    </a:stretch>
+                  </pic:blipFill>
+                  <pic:spPr>
+                    <a:xfrm>
+                      <a:off x="0" y="0"/>
+                      <a:ext cx="6120765" cy="1005840"/>
+                    </a:xfrm>
+                    <a:prstGeom prst="rect">
+                      <a:avLst/>
+                    </a:prstGeom>
+                  </pic:spPr>
+                </pic:pic>
+              </a:graphicData>
+            </a:graphic>
+          </wp:inline>
+        </w:drawing>
+      </w:r>
+    </w:p>
+    <w:p>
+      <w:pPr>
+        <w:ind w:left="360"/>
+        <w:jc w:val="center"/>
+        <w:rPr>
+          <w:noProof/>
+          <w:lang w:val="en-US"/>
+        </w:rPr>
+      </w:pPr>
+      <w:r>
+        <w:rPr>
+          <w:b/>
+          <w:bCs/>
+          <w:sz w:val="28"/>
+          <w:szCs w:val="28"/>
+          <w:lang w:val="ru-RU"/>
+        </w:rPr>
+        <w:drawing>
+          <wp:inline distT="0" distB="0" distL="0" distR="0" wp14:anchorId="2C43609A" wp14:editId="1CB7F4CE">
+            <wp:extent cx="6120765" cy="1022985"/>
+            <wp:effectExtent l="0" t="0" r="0" b="5715"/>
+            <wp:docPr id="146109604" name="Рисунок 1"/>
+            <wp:cNvGraphicFramePr>
+              <a:graphicFrameLocks xmlns:a="http://schemas.openxmlformats.org/drawingml/2006/main" noChangeAspect="1"/>
+            </wp:cNvGraphicFramePr>
+            <a:graphic xmlns:a="http://schemas.openxmlformats.org/drawingml/2006/main">
+              <a:graphicData uri="http://schemas.openxmlformats.org/drawingml/2006/picture">
+                <pic:pic xmlns:pic="http://schemas.openxmlformats.org/drawingml/2006/picture">
+                  <pic:nvPicPr>
+                    <pic:cNvPr id="146109604" name=""/>
+                    <pic:cNvPicPr/>
+                  </pic:nvPicPr>
+                  <pic:blipFill>
+                    <a:blip r:embed="rId12"/>
+                    <a:stretch>
+                      <a:fillRect/>
+                    </a:stretch>
+                  </pic:blipFill>
+                  <pic:spPr>
+                    <a:xfrm>
+                      <a:off x="0" y="0"/>
+                      <a:ext cx="6120765" cy="1022985"/>
+                    </a:xfrm>
+                    <a:prstGeom prst="rect">
+                      <a:avLst/>
+                    </a:prstGeom>
+                  </pic:spPr>
+                </pic:pic>
+              </a:graphicData>
+            </a:graphic>
+          </wp:inline>
+        </w:drawing>
+      </w:r>
+      <w:r>
+        <w:rPr>
+          <w:noProof/>
+        </w:rPr>
+        <w:t xml:space="preserve"> </w:t>
+      </w:r>
+      <w:r>
+        <w:rPr>
+          <w:b/>
+          <w:bCs/>
+          <w:sz w:val="28"/>
+          <w:szCs w:val="28"/>
+          <w:lang w:val="en-US"/>
+        </w:rPr>
+        <w:drawing>
+          <wp:inline distT="0" distB="0" distL="0" distR="0" wp14:anchorId="7A155C65" wp14:editId="3B06943A">
+            <wp:extent cx="6120765" cy="1646555"/>
+            <wp:effectExtent l="0" t="0" r="0" b="0"/>
+            <wp:docPr id="405500965" name="Рисунок 1"/>
+            <wp:cNvGraphicFramePr>
+              <a:graphicFrameLocks xmlns:a="http://schemas.openxmlformats.org/drawingml/2006/main" noChangeAspect="1"/>
+            </wp:cNvGraphicFramePr>
+            <a:graphic xmlns:a="http://schemas.openxmlformats.org/drawingml/2006/main">
+              <a:graphicData uri="http://schemas.openxmlformats.org/drawingml/2006/picture">
+                <pic:pic xmlns:pic="http://schemas.openxmlformats.org/drawingml/2006/picture">
+                  <pic:nvPicPr>
+                    <pic:cNvPr id="405500965" name=""/>
+                    <pic:cNvPicPr/>
+                  </pic:nvPicPr>
+                  <pic:blipFill>
+                    <a:blip r:embed="rId13"/>
+                    <a:stretch>
+                      <a:fillRect/>
+                    </a:stretch>
+                  </pic:blipFill>
+                  <pic:spPr>
+                    <a:xfrm>
+                      <a:off x="0" y="0"/>
+                      <a:ext cx="6120765" cy="1646555"/>
+                    </a:xfrm>
+                    <a:prstGeom prst="rect">
+                      <a:avLst/>
+                    </a:prstGeom>
+                  </pic:spPr>
+                </pic:pic>
+              </a:graphicData>
+            </a:graphic>
+          </wp:inline>
+        </w:drawing>
+      </w:r>
+    </w:p>
+    <w:p>
+      <w:pPr>
+        <w:ind w:left="360"/>
+        <w:jc w:val="center"/>
+        <w:rPr>
+          <w:b/>
+          <w:bCs/>
+          <w:sz w:val="28"/>
+          <w:szCs w:val="28"/>
+          <w:lang w:val="ru-RU"/>
+        </w:rPr>
+      </w:pPr>
+      <w:r>
+        <w:rPr>
+          <w:noProof/>
+          <w:lang w:val="ru-RU"/>
+        </w:rPr>
+        <w:t>рисунок 6</w:t>
+      </w:r>
+      <w:r>
+        <w:rPr>
+          <w:noProof/>
+          <w:lang w:val="ru-RU"/>
+        </w:rPr>
+        <w:t xml:space="preserve">,7,8 </w:t>
+      </w:r>
+      <w:r>
+        <w:rPr>
+          <w:noProof/>
+          <w:lang w:val="ru-RU"/>
+        </w:rPr>
+        <w:t xml:space="preserve">(тестування функції та різні значення та також обробка помилки) </w:t>
+      </w:r>
+    </w:p>
+    <w:p>
+      <w:pPr>
+        <w:ind w:left="360"/>
+        <w:jc w:val="center"/>
+        <w:rPr>
           <w:sz w:val="28"/>
           <w:szCs w:val="28"/>
         </w:rPr>
@@ -794,7 +1436,15 @@
           <w:szCs w:val="28"/>
           <w:lang w:val="ru-RU"/>
         </w:rPr>
-        <w:t>циклами та успішно застосував їх у роботі.</w:t>
+        <w:t>функціями</w:t>
+      </w:r>
+      <w:r>
+        <w:rPr>
+          <w:sz w:val="28"/>
+          <w:szCs w:val="28"/>
+          <w:lang w:val="ru-RU"/>
+        </w:rPr>
+        <w:t xml:space="preserve"> та успішно застосував їх у роботі.</w:t>
       </w:r>
       <w:r>
         <w:rPr>
@@ -816,6 +1466,14 @@
           <w:szCs w:val="28"/>
           <w:lang w:val="ru-RU"/>
         </w:rPr>
+        <w:t>. Найважчим було третє завдання тому-що</w:t>
+      </w:r>
+      <w:r>
+        <w:rPr>
+          <w:sz w:val="28"/>
+          <w:szCs w:val="28"/>
+          <w:lang w:val="ru-RU"/>
+        </w:rPr>
         <w:t>,</w:t>
       </w:r>
       <w:r>
@@ -823,22 +1481,7 @@
           <w:sz w:val="28"/>
           <w:szCs w:val="28"/>
         </w:rPr>
-        <w:t xml:space="preserve"> використав одну функцію</w:t>
-      </w:r>
-      <w:r>
-        <w:rPr>
-          <w:sz w:val="28"/>
-          <w:szCs w:val="28"/>
-          <w:lang w:val="ru-RU"/>
-        </w:rPr>
-        <w:t>,</w:t>
-      </w:r>
-      <w:r>
-        <w:rPr>
-          <w:sz w:val="28"/>
-          <w:szCs w:val="28"/>
-        </w:rPr>
-        <w:t xml:space="preserve"> провів аналіз роботи та попрацював з багами.</w:t>
+        <w:t xml:space="preserve"> спочатку я не зовсім зрозумів алгоритм виконання рівняння.</w:t>
       </w:r>
     </w:p>
     <w:sectPr>
@@ -2237,6 +2880,7 @@
   <w:style w:type="character" w:default="1" w:styleId="a0">
     <w:name w:val="Default Paragraph Font"/>
     <w:uiPriority w:val="1"/>
+    <w:semiHidden/>
     <w:unhideWhenUsed/>
   </w:style>
   <w:style w:type="table" w:default="1" w:styleId="a1">
